--- a/output/SRL_efficacy_cure-rate-durability_DRAFT.docx
+++ b/output/SRL_efficacy_cure-rate-durability_DRAFT.docx
@@ -56,7 +56,7 @@
         <w:t xml:space="preserve">     Version: </w:t>
       </w:r>
       <w:r>
-        <w:t xml:space="preserve">0.1 DRAFT</w:t>
+        <w:t xml:space="preserve">0.2 DRAFT</w:t>
       </w:r>
     </w:p>
     <w:p>
@@ -240,6 +240,21 @@
     </w:p>
     <w:p>
       <w:pPr>
+        <w:spacing w:after="120"/>
+      </w:pPr>
+      <w:r>
+        <w:rPr>
+          <w:b/>
+          <w:bCs/>
+        </w:rPr>
+        <w:t xml:space="preserve">Longer-term, open-label follow-up (congress abstract). </w:t>
+      </w:r>
+      <w:r>
+        <w:t xml:space="preserve">In a longer-term analysis of all 28 patients who received lonvo-z 50 mg across the Phase 1/2 program (including patients who crossed over from placebo or 25 mg), 26 of 28 patients (93%) were attack-free and free of long-term prophylaxis at the latest follow-up, for a median of 10.2 months (range, 0.5 to 24.0); the mean reduction in monthly attack rate from baseline to the latest assessment was 95% without prophylaxis. These are single-arm, open-label data reported in a congress abstract (not a full peer-reviewed manuscript) and are not placebo-controlled. [4]</w:t>
+      </w:r>
+    </w:p>
+    <w:p>
+      <w:pPr>
         <w:pStyle w:val="Heading3"/>
         <w:spacing w:after="80" w:before="160"/>
       </w:pPr>
@@ -252,7 +267,7 @@
         <w:spacing w:after="120"/>
       </w:pPr>
       <w:r>
-        <w:t xml:space="preserve">The lonvo-z clinical data span three studies, with the following reported follow-up as of each study’s data-cutoff date:</w:t>
+        <w:t xml:space="preserve">The lonvo-z clinical data span the following studies, with the reported follow-up as of each study’s data-cutoff date:</w:t>
       </w:r>
     </w:p>
     <w:p>
@@ -312,15 +327,35 @@
         <w:t xml:space="preserve">Phase 1</w:t>
       </w:r>
       <w:r>
-        <w:t xml:space="preserve"> — as of the 17 February 2023 data cutoff, median follow-up was 13.1 months (25-mg group), 9.3 months (75-mg group), and 5.7 months (50-mg group) — the longest follow-up reported in the program to date. Across dose levels, the reductions in total plasma kallikrein levels and in angioedema attacks were durable through the latest assessment. [3]</w:t>
-      </w:r>
-    </w:p>
-    <w:p>
-      <w:pPr>
-        <w:spacing w:after="120"/>
-      </w:pPr>
-      <w:r>
-        <w:t xml:space="preserve">Longer-term and ongoing follow-up continue to accrue.</w:t>
+        <w:t xml:space="preserve"> — as of the 17 February 2023 data cutoff, median follow-up was 13.1 months (25-mg group), 9.3 months (75-mg group), and 5.7 months (50-mg group). Across dose levels, the reductions in total plasma kallikrein levels and in angioedema attacks were durable through the latest assessment. [3]</w:t>
+      </w:r>
+    </w:p>
+    <w:p>
+      <w:pPr>
+        <w:pStyle w:val="ListParagraph"/>
+        <w:numPr>
+          <w:ilvl w:val="0"/>
+          <w:numId w:val="1"/>
+        </w:numPr>
+        <w:spacing w:after="60"/>
+      </w:pPr>
+      <w:r>
+        <w:rPr>
+          <w:b/>
+          <w:bCs/>
+        </w:rPr>
+        <w:t xml:space="preserve">Longer-term 50-mg analysis (congress abstract)</w:t>
+      </w:r>
+      <w:r>
+        <w:t xml:space="preserve"> — in all 28 patients who received lonvo-z 50 mg across the Phase 1/2 program, as of the 12 February 2025 data cutoff, median follow-up after the 50-mg dose was 18.9 months (range, 10.2 to 24.4) in the cohort dosed initially at 50 mg — representing up to approximately 2 years of follow-up, the longest reported to date. This is a single-arm, open-label abstract analysis. [4]</w:t>
+      </w:r>
+    </w:p>
+    <w:p>
+      <w:pPr>
+        <w:spacing w:after="120"/>
+      </w:pPr>
+      <w:r>
+        <w:t xml:space="preserve">The available data therefore extend to approximately two years of follow-up for the earliest-treated 50-mg patients, with shorter follow-up for more recently treated patients; longer-term and ongoing follow-up continue to accrue.</w:t>
       </w:r>
     </w:p>
     <w:p>
@@ -339,7 +374,7 @@
         <w:t xml:space="preserve">Data gap identified: </w:t>
       </w:r>
       <w:r>
-        <w:t xml:space="preserve">The available lonvo-z source documents do not report durability of effect beyond the follow-up durations noted above. Requests for longer-term durability data are flagged for the Medical Information team for follow-up as additional data become available.</w:t>
+        <w:t xml:space="preserve">The available lonvo-z source documents report follow-up of up to approximately two years; durability beyond this period is not yet established. Requests for longer-term durability data are flagged for the Medical Information team for follow-up as additional data become available.</w:t>
       </w:r>
     </w:p>
     <w:p>
@@ -410,10 +445,18 @@
     </w:p>
     <w:p>
       <w:pPr>
-        <w:spacing w:after="120"/>
+        <w:spacing w:after="60"/>
       </w:pPr>
       <w:r>
         <w:t xml:space="preserve">3. Longhurst HJ, Lindsay K, Petersen RS, et al. CRISPR-Cas9 in vivo gene editing of KLKB1 for hereditary angioedema. N Engl J Med. 2024;390(5):432-441. DOI: 10.1056/NEJMoa2309149. (NCT05120830.)</w:t>
+      </w:r>
+    </w:p>
+    <w:p>
+      <w:pPr>
+        <w:spacing w:after="120"/>
+      </w:pPr>
+      <w:r>
+        <w:t xml:space="preserve">4. Magerl M, Gurugama P, Katelaris C, et al. Long-term durability and safety of lonvoguran ziclumeran (lonvo-z, NTLA-2002) 50 mg in patients with hereditary angioedema. J Allergy Clin Immunol. 2025;157(2):AB21. Abstract 061, AAAAI Annual Meeting 2025. (Congress abstract; open-label, single-arm follow-up.)</w:t>
       </w:r>
     </w:p>
     <w:p>
@@ -536,7 +579,7 @@
         <w:sz w:val="15"/>
         <w:szCs w:val="15"/>
       </w:rPr>
-      <w:t xml:space="preserve">SRL-2026-0001 · 0.1 DRAFT · </w:t>
+      <w:t xml:space="preserve">SRL-2026-0001 · 0.2 DRAFT · </w:t>
     </w:r>
     <w:r>
       <w:rPr>

--- a/output/SRL_efficacy_cure-rate-durability_DRAFT.docx
+++ b/output/SRL_efficacy_cure-rate-durability_DRAFT.docx
@@ -56,7 +56,7 @@
         <w:t xml:space="preserve">     Version: </w:t>
       </w:r>
       <w:r>
-        <w:t xml:space="preserve">0.2 DRAFT</w:t>
+        <w:t xml:space="preserve">0.3 DRAFT</w:t>
       </w:r>
     </w:p>
     <w:p>
@@ -185,7 +185,7 @@
         <w:t xml:space="preserve">"cure" is not an endpoint that has been evaluated or established in the lonvo-z clinical program.</w:t>
       </w:r>
       <w:r>
-        <w:t xml:space="preserve"> Accordingly, we are unable to characterize a "cure rate." The clinical trials have instead assessed the effect of a single dose of lonvo-z on hereditary angioedema attacks, including the proportion of patients who became </w:t>
+        <w:t xml:space="preserve"> We are therefore unable to characterize a "cure rate." The most relevant available measures are the proportion of patients who became </w:t>
       </w:r>
       <w:r>
         <w:rPr>
@@ -205,52 +205,37 @@
         <w:t xml:space="preserve">reduction in attack rate</w:t>
       </w:r>
       <w:r>
-        <w:t xml:space="preserve">. The most relevant data are summarized below.</w:t>
-      </w:r>
-    </w:p>
-    <w:p>
-      <w:pPr>
-        <w:spacing w:after="120"/>
-      </w:pPr>
-      <w:r>
-        <w:rPr>
-          <w:b/>
-          <w:bCs/>
-        </w:rPr>
-        <w:t xml:space="preserve">Attack-free status and attack-rate reduction — Phase 3 HAELO trial. </w:t>
-      </w:r>
-      <w:r>
-        <w:t xml:space="preserve">In the pivotal, double-blind Phase 3 HAELO trial (single intravenous dose of lonvo-z 50 mg [n=52] vs. placebo [n=28]), 32 of 52 patients (62%; 95% CI, 47 to 75) in the lonvo-z group were attack-free from Week 5 through Week 28, compared with 3 of 28 patients (11%; 95% CI, 2 to 28) in the placebo group (odds ratio, 12.81; 95% CI, 3.45 to 47.55; P&lt;0.001). Over the same period, the least-squares mean monthly attack rate was 0.26 (95% CI, 0.15 to 0.45) with lonvo-z versus 2.10 (95% CI, 1.55 to 2.86) with placebo — a relative reduction of 87% (95% CI, −93 to −78; P&lt;0.001). Through the last follow-up assessment, 60% (31 of 52) of lonvo-z–treated patients were attack-free without the use of long-term prophylaxis. [1]</w:t>
-      </w:r>
-    </w:p>
-    <w:p>
-      <w:pPr>
-        <w:spacing w:after="120"/>
-      </w:pPr>
-      <w:r>
-        <w:rPr>
-          <w:b/>
-          <w:bCs/>
-        </w:rPr>
-        <w:t xml:space="preserve">Attack-free status — Phase 2 trial. </w:t>
-      </w:r>
-      <w:r>
-        <w:t xml:space="preserve">In the randomized Phase 2 portion, 4 of 10 patients (40%) who received 25 mg and 8 of 11 patients (73%) who received 50 mg were attack-free with no additional treatment from Week 1 through Week 16. [2]</w:t>
-      </w:r>
-    </w:p>
-    <w:p>
-      <w:pPr>
-        <w:spacing w:after="120"/>
-      </w:pPr>
-      <w:r>
-        <w:rPr>
-          <w:b/>
-          <w:bCs/>
-        </w:rPr>
-        <w:t xml:space="preserve">Longer-term, open-label follow-up (congress abstract). </w:t>
-      </w:r>
-      <w:r>
-        <w:t xml:space="preserve">In a longer-term analysis of all 28 patients who received lonvo-z 50 mg across the Phase 1/2 program (including patients who crossed over from placebo or 25 mg), 26 of 28 patients (93%) were attack-free and free of long-term prophylaxis at the latest follow-up, for a median of 10.2 months (range, 0.5 to 24.0); the mean reduction in monthly attack rate from baseline to the latest assessment was 95% without prophylaxis. These are single-arm, open-label data reported in a congress abstract (not a full peer-reviewed manuscript) and are not placebo-controlled. [4]</w:t>
+        <w:t xml:space="preserve">, reported below from the pivotal Phase 3 trial together with longer-term follow-up.</w:t>
+      </w:r>
+    </w:p>
+    <w:p>
+      <w:pPr>
+        <w:spacing w:after="120"/>
+      </w:pPr>
+      <w:r>
+        <w:rPr>
+          <w:b/>
+          <w:bCs/>
+        </w:rPr>
+        <w:t xml:space="preserve">Phase 3 HAELO trial (pivotal, placebo-controlled). </w:t>
+      </w:r>
+      <w:r>
+        <w:t xml:space="preserve">In this double-blind trial, patients received a single intravenous dose of lonvo-z 50 mg (n=52) or placebo (n=28). From Week 5 through Week 28, 32 of 52 patients (62%; 95% CI, 47 to 75) in the lonvo-z group were attack-free, compared with 3 of 28 patients (11%; 95% CI, 2 to 28) in the placebo group (odds ratio, 12.81; 95% CI, 3.45 to 47.55; P&lt;0.001). The least-squares mean monthly attack rate over the same period was 0.26 (95% CI, 0.15 to 0.45) with lonvo-z versus 2.10 (95% CI, 1.55 to 2.86) with placebo — a relative reduction of 87% (95% CI, −93 to −78; P&lt;0.001). [1]</w:t>
+      </w:r>
+    </w:p>
+    <w:p>
+      <w:pPr>
+        <w:spacing w:after="120"/>
+      </w:pPr>
+      <w:r>
+        <w:rPr>
+          <w:b/>
+          <w:bCs/>
+        </w:rPr>
+        <w:t xml:space="preserve">Longer-term durability (open-label analysis). </w:t>
+      </w:r>
+      <w:r>
+        <w:t xml:space="preserve">Across all 28 patients who received lonvo-z 50 mg, 26 of 28 (93%) were attack-free and free of long-term prophylaxis at the latest follow-up, for a median of 10.2 months (range, 0.5 to 24.0), with a mean 95% reduction in monthly attack rate from baseline. These are single-arm, open-label data reported in a congress abstract (not a full peer-reviewed manuscript) and are not placebo-controlled. [2]</w:t>
       </w:r>
     </w:p>
     <w:p>
@@ -267,95 +252,17 @@
         <w:spacing w:after="120"/>
       </w:pPr>
       <w:r>
-        <w:t xml:space="preserve">The lonvo-z clinical data span the following studies, with the reported follow-up as of each study’s data-cutoff date:</w:t>
-      </w:r>
-    </w:p>
-    <w:p>
-      <w:pPr>
-        <w:pStyle w:val="ListParagraph"/>
-        <w:numPr>
-          <w:ilvl w:val="0"/>
-          <w:numId w:val="1"/>
-        </w:numPr>
-        <w:spacing w:after="60"/>
-      </w:pPr>
-      <w:r>
-        <w:rPr>
-          <w:b/>
-          <w:bCs/>
-        </w:rPr>
-        <w:t xml:space="preserve">Phase 3 HAELO</w:t>
-      </w:r>
-      <w:r>
-        <w:t xml:space="preserve"> — median follow-up 7.5 months (range, 4.9 to 12.8) as of the 10 February 2026 data cutoff. [1]</w:t>
-      </w:r>
-    </w:p>
-    <w:p>
-      <w:pPr>
-        <w:pStyle w:val="ListParagraph"/>
-        <w:numPr>
-          <w:ilvl w:val="0"/>
-          <w:numId w:val="1"/>
-        </w:numPr>
-        <w:spacing w:after="60"/>
-      </w:pPr>
-      <w:r>
-        <w:rPr>
-          <w:b/>
-          <w:bCs/>
-        </w:rPr>
-        <w:t xml:space="preserve">Phase 2</w:t>
-      </w:r>
-      <w:r>
-        <w:t xml:space="preserve"> — as of the 4 April 2024 data cutoff, median follow-up was 8.2 months (range, 4.4 to 11.8) in the 25-mg group and 5.6 months (range, 2.9 to 11.5) in the 50-mg group. [2]</w:t>
-      </w:r>
-    </w:p>
-    <w:p>
-      <w:pPr>
-        <w:pStyle w:val="ListParagraph"/>
-        <w:numPr>
-          <w:ilvl w:val="0"/>
-          <w:numId w:val="1"/>
-        </w:numPr>
-        <w:spacing w:after="60"/>
-      </w:pPr>
-      <w:r>
-        <w:rPr>
-          <w:b/>
-          <w:bCs/>
-        </w:rPr>
-        <w:t xml:space="preserve">Phase 1</w:t>
-      </w:r>
-      <w:r>
-        <w:t xml:space="preserve"> — as of the 17 February 2023 data cutoff, median follow-up was 13.1 months (25-mg group), 9.3 months (75-mg group), and 5.7 months (50-mg group). Across dose levels, the reductions in total plasma kallikrein levels and in angioedema attacks were durable through the latest assessment. [3]</w:t>
-      </w:r>
-    </w:p>
-    <w:p>
-      <w:pPr>
-        <w:pStyle w:val="ListParagraph"/>
-        <w:numPr>
-          <w:ilvl w:val="0"/>
-          <w:numId w:val="1"/>
-        </w:numPr>
-        <w:spacing w:after="60"/>
-      </w:pPr>
-      <w:r>
-        <w:rPr>
-          <w:b/>
-          <w:bCs/>
-        </w:rPr>
-        <w:t xml:space="preserve">Longer-term 50-mg analysis (congress abstract)</w:t>
-      </w:r>
-      <w:r>
-        <w:t xml:space="preserve"> — in all 28 patients who received lonvo-z 50 mg across the Phase 1/2 program, as of the 12 February 2025 data cutoff, median follow-up after the 50-mg dose was 18.9 months (range, 10.2 to 24.4) in the cohort dosed initially at 50 mg — representing up to approximately 2 years of follow-up, the longest reported to date. This is a single-arm, open-label abstract analysis. [4]</w:t>
-      </w:r>
-    </w:p>
-    <w:p>
-      <w:pPr>
-        <w:spacing w:after="120"/>
-      </w:pPr>
-      <w:r>
-        <w:t xml:space="preserve">The available data therefore extend to approximately two years of follow-up for the earliest-treated 50-mg patients, with shorter follow-up for more recently treated patients; longer-term and ongoing follow-up continue to accrue.</w:t>
+        <w:t xml:space="preserve">The longest available follow-up comes from the open-label analysis of the 28 patients treated with lonvo-z 50 mg: as of the 12 February 2025 data cutoff, the median follow-up after the 50-mg dose was 18.9 months (range, 10.2 to 24.4) in the cohort dosed initially at 50 mg — representing </w:t>
+      </w:r>
+      <w:r>
+        <w:rPr>
+          <w:b/>
+          <w:bCs/>
+        </w:rPr>
+        <w:t xml:space="preserve">up to approximately 2 years</w:t>
+      </w:r>
+      <w:r>
+        <w:t xml:space="preserve">. [2] In the pivotal, placebo-controlled Phase 3 HAELO trial, the median follow-up was 7.5 months (range, 4.9 to 12.8) as of the 10 February 2026 data cutoff. [1] Longer-term and ongoing follow-up continue to accrue.</w:t>
       </w:r>
     </w:p>
     <w:p>
@@ -437,26 +344,10 @@
     </w:p>
     <w:p>
       <w:pPr>
-        <w:spacing w:after="60"/>
-      </w:pPr>
-      <w:r>
-        <w:t xml:space="preserve">2. Cohn DM, Gurugama P, Magerl M, et al. CRISPR-based therapy for hereditary angioedema. N Engl J Med. 2024. DOI: 10.1056/NEJMoa2405734. (NCT05120830.)</w:t>
-      </w:r>
-    </w:p>
-    <w:p>
-      <w:pPr>
-        <w:spacing w:after="60"/>
-      </w:pPr>
-      <w:r>
-        <w:t xml:space="preserve">3. Longhurst HJ, Lindsay K, Petersen RS, et al. CRISPR-Cas9 in vivo gene editing of KLKB1 for hereditary angioedema. N Engl J Med. 2024;390(5):432-441. DOI: 10.1056/NEJMoa2309149. (NCT05120830.)</w:t>
-      </w:r>
-    </w:p>
-    <w:p>
-      <w:pPr>
-        <w:spacing w:after="120"/>
-      </w:pPr>
-      <w:r>
-        <w:t xml:space="preserve">4. Magerl M, Gurugama P, Katelaris C, et al. Long-term durability and safety of lonvoguran ziclumeran (lonvo-z, NTLA-2002) 50 mg in patients with hereditary angioedema. J Allergy Clin Immunol. 2025;157(2):AB21. Abstract 061, AAAAI Annual Meeting 2025. (Congress abstract; open-label, single-arm follow-up.)</w:t>
+        <w:spacing w:after="120"/>
+      </w:pPr>
+      <w:r>
+        <w:t xml:space="preserve">2. Magerl M, Gurugama P, Katelaris C, et al. Long-term durability and safety of lonvoguran ziclumeran (lonvo-z, NTLA-2002) 50 mg in patients with hereditary angioedema. J Allergy Clin Immunol. 2025;157(2):AB21. Abstract 061, AAAAI Annual Meeting 2025. (Congress abstract; open-label, single-arm follow-up.)</w:t>
       </w:r>
     </w:p>
     <w:p>
@@ -579,7 +470,7 @@
         <w:sz w:val="15"/>
         <w:szCs w:val="15"/>
       </w:rPr>
-      <w:t xml:space="preserve">SRL-2026-0001 · 0.2 DRAFT · </w:t>
+      <w:t xml:space="preserve">SRL-2026-0001 · 0.3 DRAFT · </w:t>
     </w:r>
     <w:r>
       <w:rPr>

--- a/output/SRL_efficacy_cure-rate-durability_DRAFT.docx
+++ b/output/SRL_efficacy_cure-rate-durability_DRAFT.docx
@@ -4,26 +4,31 @@
   <w:body>
     <w:p>
       <w:pPr>
-        <w:spacing w:after="120"/>
-      </w:pPr>
-      <w:r>
-        <w:rPr>
-          <w:b/>
-          <w:bCs/>
-          <w:color w:val="595959"/>
-        </w:rPr>
-        <w:t xml:space="preserve">[COMPANY LETTERHEAD]</w:t>
-      </w:r>
-    </w:p>
-    <w:p>
-      <w:pPr>
-        <w:spacing w:after="120"/>
-      </w:pPr>
-      <w:r>
-        <w:rPr>
-          <w:color w:val="595959"/>
-        </w:rPr>
-        <w:t xml:space="preserve">Medical Information Department</w:t>
+        <w:spacing w:after="40"/>
+      </w:pPr>
+      <w:r>
+        <w:rPr>
+          <w:b/>
+          <w:bCs/>
+          <w:sz w:val="28"/>
+          <w:szCs w:val="28"/>
+          <w:u w:val="single"/>
+        </w:rPr>
+        <w:t xml:space="preserve">Medical Information Response</w:t>
+      </w:r>
+    </w:p>
+    <w:p>
+      <w:pPr>
+        <w:spacing w:after="160"/>
+      </w:pPr>
+      <w:r>
+        <w:rPr>
+          <w:i/>
+          <w:iCs/>
+          <w:sz w:val="24"/>
+          <w:szCs w:val="24"/>
+        </w:rPr>
+        <w:t xml:space="preserve">Attack-Free Outcomes and Duration of Follow-Up with Lonvoguran Ziclumeran (Lonvo-Z / NTLA-2002) in Hereditary Angioedema</w:t>
       </w:r>
     </w:p>
     <w:p>
@@ -31,8 +36,293 @@
         <w:pBdr>
           <w:bottom w:val="single" w:color="BFBFBF" w:sz="6" w:space="6"/>
         </w:pBdr>
+        <w:spacing w:after="60"/>
+      </w:pPr>
+      <w:r>
+        <w:rPr>
+          <w:b/>
+          <w:bCs/>
+        </w:rPr>
+        <w:t xml:space="preserve">Document ID: </w:t>
+      </w:r>
+      <w:r>
+        <w:t xml:space="preserve">SRL-2026-0001</w:t>
+      </w:r>
+      <w:r>
+        <w:t xml:space="preserve">   ·   </w:t>
+      </w:r>
+      <w:r>
+        <w:rPr>
+          <w:b/>
+          <w:bCs/>
+        </w:rPr>
+        <w:t xml:space="preserve">Version: </w:t>
+      </w:r>
+      <w:r>
+        <w:t xml:space="preserve">0.4 DRAFT</w:t>
+      </w:r>
+      <w:r>
+        <w:t xml:space="preserve">   ·   </w:t>
+      </w:r>
+      <w:r>
+        <w:rPr>
+          <w:b/>
+          <w:bCs/>
+        </w:rPr>
+        <w:t xml:space="preserve">Date: </w:t>
+      </w:r>
+      <w:r>
+        <w:t xml:space="preserve">17 July 2026</w:t>
+      </w:r>
+      <w:r>
+        <w:t xml:space="preserve">   ·   </w:t>
+      </w:r>
+      <w:r>
+        <w:rPr>
+          <w:b/>
+          <w:bCs/>
+        </w:rPr>
+        <w:t xml:space="preserve">Category: </w:t>
+      </w:r>
+      <w:r>
+        <w:t xml:space="preserve">efficacy</w:t>
+      </w:r>
+    </w:p>
+    <w:p>
+      <w:pPr>
+        <w:pStyle w:val="Heading2"/>
+        <w:spacing w:after="100" w:before="240"/>
+      </w:pPr>
+      <w:r>
+        <w:t xml:space="preserve">Summary</w:t>
+      </w:r>
+    </w:p>
+    <w:tbl>
+      <w:tblPr>
+        <w:tblW w:type="pct" w:w="100%"/>
+        <w:tblBorders>
+          <w:top w:val="none" w:color="FFFFFF" w:sz="0"/>
+          <w:left w:val="none" w:color="FFFFFF" w:sz="0"/>
+          <w:bottom w:val="none" w:color="FFFFFF" w:sz="0"/>
+          <w:right w:val="none" w:color="FFFFFF" w:sz="0"/>
+          <w:insideH w:val="none" w:color="FFFFFF" w:sz="0"/>
+          <w:insideV w:val="none" w:color="FFFFFF" w:sz="0"/>
+        </w:tblBorders>
+      </w:tblPr>
+      <w:tblGrid>
+        <w:gridCol w:w="9360"/>
+      </w:tblGrid>
+      <w:tr>
+        <w:tc>
+          <w:tcPr>
+            <w:tcW w:type="dxa" w:w="9360"/>
+            <w:shd w:fill="DEEAF6" w:color="auto" w:val="clear"/>
+            <w:tcMar>
+              <w:top w:type="dxa" w:w="120"/>
+              <w:left w:type="dxa" w:w="180"/>
+              <w:bottom w:type="dxa" w:w="120"/>
+              <w:right w:type="dxa" w:w="180"/>
+            </w:tcMar>
+          </w:tcPr>
+          <w:p>
+            <w:pPr>
+              <w:spacing w:after="120"/>
+            </w:pPr>
+            <w:r>
+              <w:rPr>
+                <w:b/>
+                <w:bCs/>
+              </w:rPr>
+              <w:t xml:space="preserve">Lonvoguran ziclumeran (lonvo-z) is an investigational agent that has not been approved by the FDA, EMA, or any other health authority; its safety and efficacy have not been established. "Cure" is not an endpoint that has been evaluated in the lonvo-z clinical program.</w:t>
+            </w:r>
+            <w:r>
+              <w:t xml:space="preserve"> This response is provided in answer to an unsolicited request for medical information and is presented in a balanced, non-promotional manner.</w:t>
+            </w:r>
+          </w:p>
+          <w:p>
+            <w:pPr>
+              <w:pStyle w:val="ListParagraph"/>
+              <w:numPr>
+                <w:ilvl w:val="0"/>
+                <w:numId w:val="1"/>
+              </w:numPr>
+              <w:spacing w:after="60"/>
+            </w:pPr>
+            <w:r>
+              <w:rPr>
+                <w:b/>
+                <w:bCs/>
+              </w:rPr>
+              <w:t xml:space="preserve">Attack-free (Phase 3 HAELO): </w:t>
+            </w:r>
+            <w:r>
+              <w:t xml:space="preserve">32/52 (62%) with lonvo-z vs 3/28 (11%) with placebo, Week 5–28.</w:t>
+            </w:r>
+            <w:r>
+              <w:rPr>
+                <w:vertAlign w:val="superscript"/>
+              </w:rPr>
+              <w:t xml:space="preserve">1</w:t>
+            </w:r>
+          </w:p>
+          <w:p>
+            <w:pPr>
+              <w:pStyle w:val="ListParagraph"/>
+              <w:numPr>
+                <w:ilvl w:val="0"/>
+                <w:numId w:val="1"/>
+              </w:numPr>
+              <w:spacing w:after="60"/>
+            </w:pPr>
+            <w:r>
+              <w:rPr>
+                <w:b/>
+                <w:bCs/>
+              </w:rPr>
+              <w:t xml:space="preserve">Attack-rate reduction (HAELO): </w:t>
+            </w:r>
+            <w:r>
+              <w:t xml:space="preserve">−87% vs placebo (P&lt;0.001).</w:t>
+            </w:r>
+            <w:r>
+              <w:rPr>
+                <w:vertAlign w:val="superscript"/>
+              </w:rPr>
+              <w:t xml:space="preserve">1</w:t>
+            </w:r>
+          </w:p>
+          <w:p>
+            <w:pPr>
+              <w:pStyle w:val="ListParagraph"/>
+              <w:numPr>
+                <w:ilvl w:val="0"/>
+                <w:numId w:val="1"/>
+              </w:numPr>
+              <w:spacing w:after="60"/>
+            </w:pPr>
+            <w:r>
+              <w:rPr>
+                <w:b/>
+                <w:bCs/>
+              </w:rPr>
+              <w:t xml:space="preserve">Long-term durability (open-label analysis): </w:t>
+            </w:r>
+            <w:r>
+              <w:t xml:space="preserve">26/28 (93%) attack-free and prophylaxis-free at latest follow-up; mean 95% attack-rate reduction.</w:t>
+            </w:r>
+            <w:r>
+              <w:rPr>
+                <w:vertAlign w:val="superscript"/>
+              </w:rPr>
+              <w:t xml:space="preserve">2</w:t>
+            </w:r>
+          </w:p>
+          <w:p>
+            <w:pPr>
+              <w:pStyle w:val="ListParagraph"/>
+              <w:numPr>
+                <w:ilvl w:val="0"/>
+                <w:numId w:val="1"/>
+              </w:numPr>
+              <w:spacing w:after="60"/>
+            </w:pPr>
+            <w:r>
+              <w:rPr>
+                <w:b/>
+                <w:bCs/>
+              </w:rPr>
+              <w:t xml:space="preserve">Duration of follow-up: </w:t>
+            </w:r>
+            <w:r>
+              <w:t xml:space="preserve">up to approximately 2 years (median 18.9 months in the 50-mg cohort).</w:t>
+            </w:r>
+            <w:r>
+              <w:rPr>
+                <w:vertAlign w:val="superscript"/>
+              </w:rPr>
+              <w:t xml:space="preserve">2</w:t>
+            </w:r>
+          </w:p>
+          <w:p>
+            <w:pPr>
+              <w:pStyle w:val="ListParagraph"/>
+              <w:numPr>
+                <w:ilvl w:val="0"/>
+                <w:numId w:val="1"/>
+              </w:numPr>
+              <w:spacing w:after="60"/>
+            </w:pPr>
+            <w:r>
+              <w:rPr>
+                <w:b/>
+                <w:bCs/>
+              </w:rPr>
+              <w:t xml:space="preserve">Safety (HAELO): </w:t>
+            </w:r>
+            <w:r>
+              <w:t xml:space="preserve">all adverse events Grade 1–2; no serious or Grade ≥3 adverse events in the lonvo-z group.</w:t>
+            </w:r>
+            <w:r>
+              <w:rPr>
+                <w:vertAlign w:val="superscript"/>
+              </w:rPr>
+              <w:t xml:space="preserve">1</w:t>
+            </w:r>
+          </w:p>
+        </w:tc>
+      </w:tr>
+    </w:tbl>
+    <w:p>
+      <w:pPr>
+        <w:spacing w:after="60"/>
+      </w:pPr>
+    </w:p>
+    <w:p>
+      <w:pPr>
+        <w:pStyle w:val="Heading2"/>
+        <w:spacing w:after="100" w:before="240"/>
+      </w:pPr>
+      <w:r>
+        <w:t xml:space="preserve">Attack-Free Outcomes ("Cure Rate")</w:t>
+      </w:r>
+    </w:p>
+    <w:p>
+      <w:pPr>
         <w:spacing w:after="120"/>
       </w:pPr>
+      <w:r>
+        <w:t xml:space="preserve">Lonvoguran ziclumeran is an investigational therapy, and </w:t>
+      </w:r>
+      <w:r>
+        <w:rPr>
+          <w:b/>
+          <w:bCs/>
+        </w:rPr>
+        <w:t xml:space="preserve">"cure" is not an endpoint that has been evaluated or established in the lonvo-z clinical program</w:t>
+      </w:r>
+      <w:r>
+        <w:t xml:space="preserve">. The most relevant available measures are the proportion of patients who became </w:t>
+      </w:r>
+      <w:r>
+        <w:rPr>
+          <w:b/>
+          <w:bCs/>
+        </w:rPr>
+        <w:t xml:space="preserve">attack-free</w:t>
+      </w:r>
+      <w:r>
+        <w:t xml:space="preserve"> and the </w:t>
+      </w:r>
+      <w:r>
+        <w:rPr>
+          <w:b/>
+          <w:bCs/>
+        </w:rPr>
+        <w:t xml:space="preserve">reduction in attack rate</w:t>
+      </w:r>
+      <w:r>
+        <w:t xml:space="preserve">, reported below from the pivotal Phase 3 trial together with longer-term follow-up.</w:t>
+      </w:r>
     </w:p>
     <w:p>
       <w:pPr>
@@ -43,20 +333,25 @@
           <w:b/>
           <w:bCs/>
         </w:rPr>
-        <w:t xml:space="preserve">Document ID: </w:t>
-      </w:r>
-      <w:r>
-        <w:t xml:space="preserve">SRL-2026-0001</w:t>
-      </w:r>
-      <w:r>
-        <w:rPr>
-          <w:b/>
-          <w:bCs/>
-        </w:rPr>
-        <w:t xml:space="preserve">     Version: </w:t>
-      </w:r>
-      <w:r>
-        <w:t xml:space="preserve">0.3 DRAFT</w:t>
+        <w:t xml:space="preserve">Phase 3 HAELO trial (pivotal, placebo-controlled). </w:t>
+      </w:r>
+      <w:r>
+        <w:t xml:space="preserve">In this double-blind trial, patients received a single intravenous dose of lonvo-z 50 mg (n=52) or placebo (n=28). From Week 5 through Week 28, 32 of 52 patients (62%; 95% CI, 47 to 75) in the lonvo-z group were attack-free, compared with 3 of 28 patients (11%; 95% CI, 2 to 28) in the placebo group (odds ratio, 12.81; 95% CI, 3.45 to 47.55; P&lt;0.001). The least-squares mean monthly attack rate over the same period was 0.26 (95% CI, 0.15 to 0.45) with lonvo-z versus 2.10 (95% CI, 1.55 to 2.86) with placebo — a relative reduction of 87% (95% CI, −93 to −78; P&lt;0.001).</w:t>
+      </w:r>
+      <w:r>
+        <w:rPr>
+          <w:vertAlign w:val="superscript"/>
+        </w:rPr>
+        <w:t xml:space="preserve">1</w:t>
+      </w:r>
+    </w:p>
+    <w:p>
+      <w:pPr>
+        <w:pStyle w:val="Heading2"/>
+        <w:spacing w:after="100" w:before="240"/>
+      </w:pPr>
+      <w:r>
+        <w:t xml:space="preserve">Long-Term Durability</w:t>
       </w:r>
     </w:p>
     <w:p>
@@ -64,14 +359,22 @@
         <w:spacing w:after="120"/>
       </w:pPr>
       <w:r>
-        <w:rPr>
-          <w:b/>
-          <w:bCs/>
-        </w:rPr>
-        <w:t xml:space="preserve">Date: </w:t>
-      </w:r>
-      <w:r>
-        <w:t xml:space="preserve">17 July 2026</w:t>
+        <w:t xml:space="preserve">Across all 28 patients who received lonvo-z 50 mg, 26 of 28 (93%) were attack-free and free of long-term prophylaxis at the latest follow-up, for a median of 10.2 months (range, 0.5 to 24.0), with a mean 95% reduction in monthly attack rate from baseline. These are single-arm, open-label data reported in a congress abstract (not a full peer-reviewed manuscript) and are not placebo-controlled.</w:t>
+      </w:r>
+      <w:r>
+        <w:rPr>
+          <w:vertAlign w:val="superscript"/>
+        </w:rPr>
+        <w:t xml:space="preserve">2</w:t>
+      </w:r>
+    </w:p>
+    <w:p>
+      <w:pPr>
+        <w:pStyle w:val="Heading2"/>
+        <w:spacing w:after="100" w:before="240"/>
+      </w:pPr>
+      <w:r>
+        <w:t xml:space="preserve">Duration of Available Follow-Up Data</w:t>
       </w:r>
     </w:p>
     <w:p>
@@ -79,179 +382,6 @@
         <w:spacing w:after="120"/>
       </w:pPr>
       <w:r>
-        <w:rPr>
-          <w:b/>
-          <w:bCs/>
-        </w:rPr>
-        <w:t xml:space="preserve">Category: </w:t>
-      </w:r>
-      <w:r>
-        <w:t xml:space="preserve">efficacy</w:t>
-      </w:r>
-    </w:p>
-    <w:p>
-      <w:pPr>
-        <w:spacing w:after="160" w:before="160"/>
-      </w:pPr>
-      <w:r>
-        <w:t xml:space="preserve">Healthcare Professional</w:t>
-      </w:r>
-    </w:p>
-    <w:p>
-      <w:pPr>
-        <w:spacing w:after="160"/>
-      </w:pPr>
-      <w:r>
-        <w:t xml:space="preserve">Dear Healthcare Professional,</w:t>
-      </w:r>
-    </w:p>
-    <w:p>
-      <w:pPr>
-        <w:spacing w:after="120"/>
-      </w:pPr>
-      <w:r>
-        <w:t xml:space="preserve">Thank you for your inquiry regarding </w:t>
-      </w:r>
-      <w:r>
-        <w:rPr>
-          <w:b/>
-          <w:bCs/>
-        </w:rPr>
-        <w:t xml:space="preserve">Lonvoguran Ziclumeran (Lonvo-Z / NTLA-2002)</w:t>
-      </w:r>
-      <w:r>
-        <w:t xml:space="preserve">, an investigational in-vivo CRISPR/Cas9 gene-editing therapy under study for the treatment of hereditary angioedema (HAE). This letter responds to your request for medical information concerning:</w:t>
-      </w:r>
-    </w:p>
-    <w:p>
-      <w:pPr>
-        <w:pBdr>
-          <w:left w:val="single" w:color="BFBFBF" w:sz="18" w:space="12"/>
-        </w:pBdr>
-        <w:spacing w:after="140"/>
-        <w:ind w:left="360"/>
-      </w:pPr>
-      <w:r>
-        <w:rPr>
-          <w:i/>
-          <w:iCs/>
-        </w:rPr>
-        <w:t xml:space="preserve">The "cure rate" for lonvo-z and the duration of available clinical follow-up data.</w:t>
-      </w:r>
-    </w:p>
-    <w:p>
-      <w:pPr>
-        <w:spacing w:after="120"/>
-      </w:pPr>
-      <w:r>
-        <w:rPr>
-          <w:color w:val="595959"/>
-          <w:sz w:val="20"/>
-          <w:szCs w:val="20"/>
-        </w:rPr>
-        <w:t xml:space="preserve">This is an unsolicited response to a specific request for medical information. The information below is drawn from the referenced source documents and is presented in a balanced, non-promotional manner.</w:t>
-      </w:r>
-    </w:p>
-    <w:p>
-      <w:pPr>
-        <w:pStyle w:val="Heading2"/>
-        <w:spacing w:after="100" w:before="220"/>
-      </w:pPr>
-      <w:r>
-        <w:t xml:space="preserve">Response</w:t>
-      </w:r>
-    </w:p>
-    <w:p>
-      <w:pPr>
-        <w:pStyle w:val="Heading3"/>
-        <w:spacing w:after="80" w:before="160"/>
-      </w:pPr>
-      <w:r>
-        <w:t xml:space="preserve">Regarding a "cure rate"</w:t>
-      </w:r>
-    </w:p>
-    <w:p>
-      <w:pPr>
-        <w:spacing w:after="120"/>
-      </w:pPr>
-      <w:r>
-        <w:t xml:space="preserve">Lonvoguran ziclumeran is an investigational therapy, and </w:t>
-      </w:r>
-      <w:r>
-        <w:rPr>
-          <w:b/>
-          <w:bCs/>
-        </w:rPr>
-        <w:t xml:space="preserve">"cure" is not an endpoint that has been evaluated or established in the lonvo-z clinical program.</w:t>
-      </w:r>
-      <w:r>
-        <w:t xml:space="preserve"> We are therefore unable to characterize a "cure rate." The most relevant available measures are the proportion of patients who became </w:t>
-      </w:r>
-      <w:r>
-        <w:rPr>
-          <w:b/>
-          <w:bCs/>
-        </w:rPr>
-        <w:t xml:space="preserve">attack-free</w:t>
-      </w:r>
-      <w:r>
-        <w:t xml:space="preserve"> and the </w:t>
-      </w:r>
-      <w:r>
-        <w:rPr>
-          <w:b/>
-          <w:bCs/>
-        </w:rPr>
-        <w:t xml:space="preserve">reduction in attack rate</w:t>
-      </w:r>
-      <w:r>
-        <w:t xml:space="preserve">, reported below from the pivotal Phase 3 trial together with longer-term follow-up.</w:t>
-      </w:r>
-    </w:p>
-    <w:p>
-      <w:pPr>
-        <w:spacing w:after="120"/>
-      </w:pPr>
-      <w:r>
-        <w:rPr>
-          <w:b/>
-          <w:bCs/>
-        </w:rPr>
-        <w:t xml:space="preserve">Phase 3 HAELO trial (pivotal, placebo-controlled). </w:t>
-      </w:r>
-      <w:r>
-        <w:t xml:space="preserve">In this double-blind trial, patients received a single intravenous dose of lonvo-z 50 mg (n=52) or placebo (n=28). From Week 5 through Week 28, 32 of 52 patients (62%; 95% CI, 47 to 75) in the lonvo-z group were attack-free, compared with 3 of 28 patients (11%; 95% CI, 2 to 28) in the placebo group (odds ratio, 12.81; 95% CI, 3.45 to 47.55; P&lt;0.001). The least-squares mean monthly attack rate over the same period was 0.26 (95% CI, 0.15 to 0.45) with lonvo-z versus 2.10 (95% CI, 1.55 to 2.86) with placebo — a relative reduction of 87% (95% CI, −93 to −78; P&lt;0.001). [1]</w:t>
-      </w:r>
-    </w:p>
-    <w:p>
-      <w:pPr>
-        <w:spacing w:after="120"/>
-      </w:pPr>
-      <w:r>
-        <w:rPr>
-          <w:b/>
-          <w:bCs/>
-        </w:rPr>
-        <w:t xml:space="preserve">Longer-term durability (open-label analysis). </w:t>
-      </w:r>
-      <w:r>
-        <w:t xml:space="preserve">Across all 28 patients who received lonvo-z 50 mg, 26 of 28 (93%) were attack-free and free of long-term prophylaxis at the latest follow-up, for a median of 10.2 months (range, 0.5 to 24.0), with a mean 95% reduction in monthly attack rate from baseline. These are single-arm, open-label data reported in a congress abstract (not a full peer-reviewed manuscript) and are not placebo-controlled. [2]</w:t>
-      </w:r>
-    </w:p>
-    <w:p>
-      <w:pPr>
-        <w:pStyle w:val="Heading3"/>
-        <w:spacing w:after="80" w:before="160"/>
-      </w:pPr>
-      <w:r>
-        <w:t xml:space="preserve">Regarding the duration of available follow-up data</w:t>
-      </w:r>
-    </w:p>
-    <w:p>
-      <w:pPr>
-        <w:spacing w:after="120"/>
-      </w:pPr>
-      <w:r>
         <w:t xml:space="preserve">The longest available follow-up comes from the open-label analysis of the 28 patients treated with lonvo-z 50 mg: as of the 12 February 2025 data cutoff, the median follow-up after the 50-mg dose was 18.9 months (range, 10.2 to 24.4) in the cohort dosed initially at 50 mg — representing </w:t>
       </w:r>
       <w:r>
@@ -262,7 +392,25 @@
         <w:t xml:space="preserve">up to approximately 2 years</w:t>
       </w:r>
       <w:r>
-        <w:t xml:space="preserve">. [2] In the pivotal, placebo-controlled Phase 3 HAELO trial, the median follow-up was 7.5 months (range, 4.9 to 12.8) as of the 10 February 2026 data cutoff. [1] Longer-term and ongoing follow-up continue to accrue.</w:t>
+        <w:t xml:space="preserve">.</w:t>
+      </w:r>
+      <w:r>
+        <w:rPr>
+          <w:vertAlign w:val="superscript"/>
+        </w:rPr>
+        <w:t xml:space="preserve">2</w:t>
+      </w:r>
+      <w:r>
+        <w:t xml:space="preserve"> In the pivotal, placebo-controlled Phase 3 HAELO trial, the median follow-up was 7.5 months (range, 4.9 to 12.8) as of the 10 February 2026 data cutoff.</w:t>
+      </w:r>
+      <w:r>
+        <w:rPr>
+          <w:vertAlign w:val="superscript"/>
+        </w:rPr>
+        <w:t xml:space="preserve">1</w:t>
+      </w:r>
+      <w:r>
+        <w:t xml:space="preserve"> Longer-term and ongoing follow-up continue to accrue.</w:t>
       </w:r>
     </w:p>
     <w:p>
@@ -287,10 +435,10 @@
     <w:p>
       <w:pPr>
         <w:pStyle w:val="Heading2"/>
-        <w:spacing w:after="100" w:before="220"/>
-      </w:pPr>
-      <w:r>
-        <w:t xml:space="preserve">Important safety and fair-balance information</w:t>
+        <w:spacing w:after="100" w:before="240"/>
+      </w:pPr>
+      <w:r>
+        <w:t xml:space="preserve">Safety (Phase 3 HAELO)</w:t>
       </w:r>
     </w:p>
     <w:p>
@@ -298,37 +446,19 @@
         <w:spacing w:after="120"/>
       </w:pPr>
       <w:r>
-        <w:t xml:space="preserve">The data above should be interpreted in the context of the full safety and efficacy profile of Lonvo-Z as reported in the referenced sources. In the Phase 3 HAELO trial, adverse events during or after infusion were reported in 92% of lonvo-z and 86% of placebo recipients through Week 28; the most common event was infusion-related reaction (62% lonvo-z vs. 18% placebo). All adverse events were grade 1 or 2, and no serious or grade ≥3 adverse events were reported in the lonvo-z group. [1] Reported findings reflect the specific study populations, dose levels, and timepoints described and may not generalize to other patients or settings.</w:t>
+        <w:t xml:space="preserve">Adverse events during or after infusion were reported in 92% of lonvo-z and 86% of placebo recipients through Week 28; the most common event was infusion-related reaction (62% lonvo-z vs. 18% placebo). All adverse events were Grade 1 or 2, and no serious or Grade ≥3 adverse events were reported in the lonvo-z group.</w:t>
+      </w:r>
+      <w:r>
+        <w:rPr>
+          <w:vertAlign w:val="superscript"/>
+        </w:rPr>
+        <w:t xml:space="preserve">1</w:t>
       </w:r>
     </w:p>
     <w:p>
       <w:pPr>
         <w:pStyle w:val="Heading2"/>
-        <w:spacing w:after="100" w:before="220"/>
-      </w:pPr>
-      <w:r>
-        <w:t xml:space="preserve">Investigational-product statement</w:t>
-      </w:r>
-    </w:p>
-    <w:p>
-      <w:pPr>
-        <w:spacing w:after="120"/>
-      </w:pPr>
-      <w:r>
-        <w:rPr>
-          <w:b/>
-          <w:bCs/>
-        </w:rPr>
-        <w:t xml:space="preserve">Lonvoguran Ziclumeran (Lonvo-Z / NTLA-2002) is an investigational agent. It has not been approved by the FDA, EMA, or any other health authority, and its safety and efficacy have not been established.</w:t>
-      </w:r>
-      <w:r>
-        <w:t xml:space="preserve"> Nothing in this letter should be construed as a recommendation to use Lonvo-Z outside of an approved clinical trial, nor as promotion of an unapproved product.</w:t>
-      </w:r>
-    </w:p>
-    <w:p>
-      <w:pPr>
-        <w:pStyle w:val="Heading2"/>
-        <w:spacing w:after="100" w:before="220"/>
+        <w:spacing w:after="100" w:before="240"/>
       </w:pPr>
       <w:r>
         <w:t xml:space="preserve">References</w:t>
@@ -344,58 +474,10 @@
     </w:p>
     <w:p>
       <w:pPr>
-        <w:spacing w:after="120"/>
+        <w:spacing w:after="60"/>
       </w:pPr>
       <w:r>
         <w:t xml:space="preserve">2. Magerl M, Gurugama P, Katelaris C, et al. Long-term durability and safety of lonvoguran ziclumeran (lonvo-z, NTLA-2002) 50 mg in patients with hereditary angioedema. J Allergy Clin Immunol. 2025;157(2):AB21. Abstract 061, AAAAI Annual Meeting 2025. (Congress abstract; open-label, single-arm follow-up.)</w:t>
-      </w:r>
-    </w:p>
-    <w:p>
-      <w:pPr>
-        <w:pBdr>
-          <w:bottom w:val="single" w:color="BFBFBF" w:sz="6" w:space="6"/>
-        </w:pBdr>
-        <w:spacing w:after="120"/>
-      </w:pPr>
-    </w:p>
-    <w:p>
-      <w:pPr>
-        <w:spacing w:after="200" w:before="120"/>
-      </w:pPr>
-      <w:r>
-        <w:t xml:space="preserve">Should you require further information, please contact the Medical Information Department. We are happy to provide additional detail or clarification.</w:t>
-      </w:r>
-    </w:p>
-    <w:p>
-      <w:pPr>
-        <w:spacing w:after="240"/>
-      </w:pPr>
-      <w:r>
-        <w:t xml:space="preserve">Sincerely,</w:t>
-      </w:r>
-    </w:p>
-    <w:p>
-      <w:pPr>
-        <w:spacing w:after="0"/>
-      </w:pPr>
-      <w:r>
-        <w:t xml:space="preserve">[MI Preparer name]</w:t>
-      </w:r>
-    </w:p>
-    <w:p>
-      <w:pPr>
-        <w:spacing w:after="0"/>
-      </w:pPr>
-      <w:r>
-        <w:t xml:space="preserve">Medical Information Department</w:t>
-      </w:r>
-    </w:p>
-    <w:p>
-      <w:pPr>
-        <w:spacing w:after="120"/>
-      </w:pPr>
-      <w:r>
-        <w:t xml:space="preserve">[COMPANY NAME]</w:t>
       </w:r>
     </w:p>
     <w:sectPr>
@@ -470,7 +552,7 @@
         <w:sz w:val="15"/>
         <w:szCs w:val="15"/>
       </w:rPr>
-      <w:t xml:space="preserve">SRL-2026-0001 · 0.3 DRAFT · </w:t>
+      <w:t xml:space="preserve">SRL-2026-0001 · 0.4 DRAFT · </w:t>
     </w:r>
     <w:r>
       <w:rPr>
@@ -501,6 +583,25 @@
       <w:fldChar w:fldCharType="separate"/>
       <w:fldChar w:fldCharType="end"/>
     </w:r>
+    <w:r>
+      <w:rPr>
+        <w:color w:val="595959"/>
+        <w:sz w:val="15"/>
+        <w:szCs w:val="15"/>
+      </w:rPr>
+      <w:t xml:space="preserve"> of </w:t>
+    </w:r>
+    <w:r>
+      <w:rPr>
+        <w:color w:val="595959"/>
+        <w:sz w:val="15"/>
+        <w:szCs w:val="15"/>
+      </w:rPr>
+      <w:fldChar w:fldCharType="begin"/>
+      <w:instrText xml:space="preserve">NUMPAGES</w:instrText>
+      <w:fldChar w:fldCharType="separate"/>
+      <w:fldChar w:fldCharType="end"/>
+    </w:r>
   </w:p>
 </w:ftr>
 </file>

--- a/output/SRL_efficacy_cure-rate-durability_DRAFT.docx
+++ b/output/SRL_efficacy_cure-rate-durability_DRAFT.docx
@@ -28,7 +28,7 @@
           <w:sz w:val="24"/>
           <w:szCs w:val="24"/>
         </w:rPr>
-        <w:t xml:space="preserve">Attack-Free Outcomes and Duration of Follow-Up with Lonvoguran Ziclumeran (Lonvo-Z / NTLA-2002) in Hereditary Angioedema</w:t>
+        <w:t xml:space="preserve">Attack-Free Outcomes, Mechanism of Action, and Duration of Follow-Up with Lonvoguran Ziclumeran (Lonvo-Z / NTLA-2002) in Hereditary Angioedema</w:t>
       </w:r>
     </w:p>
     <w:p>
@@ -59,7 +59,7 @@
         <w:t xml:space="preserve">Version: </w:t>
       </w:r>
       <w:r>
-        <w:t xml:space="preserve">0.4 DRAFT</w:t>
+        <w:t xml:space="preserve">0.5 DRAFT</w:t>
       </w:r>
       <w:r>
         <w:t xml:space="preserve">   ·   </w:t>
@@ -133,7 +133,7 @@
                 <w:b/>
                 <w:bCs/>
               </w:rPr>
-              <w:t xml:space="preserve">Lonvoguran ziclumeran (lonvo-z) is an investigational agent that has not been approved by the FDA, EMA, or any other health authority; its safety and efficacy have not been established. "Cure" is not an endpoint that has been evaluated in the lonvo-z clinical program.</w:t>
+              <w:t xml:space="preserve">Lonvoguran ziclumeran (lonvo-z) is an investigational agent that has not been approved by the FDA, EMA, or any other health authority; its safety and efficacy have not been established. "Cure" — including "functional cure" — is not an endpoint that has been evaluated or established in the lonvo-z clinical program.</w:t>
             </w:r>
             <w:r>
               <w:t xml:space="preserve"> This response is provided in answer to an unsolicited request for medical information and is presented in a balanced, non-promotional manner.</w:t>
@@ -156,7 +156,7 @@
               <w:t xml:space="preserve">Attack-free (Phase 3 HAELO): </w:t>
             </w:r>
             <w:r>
-              <w:t xml:space="preserve">32/52 (62%) with lonvo-z vs 3/28 (11%) with placebo, Week 5–28.</w:t>
+              <w:t xml:space="preserve">32/52 (62%) with lonvo-z vs 3/28 (11%) with placebo, Week 5–28; −87% attack-rate reduction vs placebo (P&lt;0.001).</w:t>
             </w:r>
             <w:r>
               <w:rPr>
@@ -179,16 +179,16 @@
                 <w:b/>
                 <w:bCs/>
               </w:rPr>
-              <w:t xml:space="preserve">Attack-rate reduction (HAELO): </w:t>
-            </w:r>
-            <w:r>
-              <w:t xml:space="preserve">−87% vs placebo (P&lt;0.001).</w:t>
+              <w:t xml:space="preserve">Long-term durability (open-label 50-mg analysis): </w:t>
+            </w:r>
+            <w:r>
+              <w:t xml:space="preserve">26/28 (93%) attack-free and prophylaxis-free at latest follow-up; mean 95% attack-rate reduction.</w:t>
             </w:r>
             <w:r>
               <w:rPr>
                 <w:vertAlign w:val="superscript"/>
               </w:rPr>
-              <w:t xml:space="preserve">1</w:t>
+              <w:t xml:space="preserve">4</w:t>
             </w:r>
           </w:p>
           <w:p>
@@ -205,10 +205,10 @@
                 <w:b/>
                 <w:bCs/>
               </w:rPr>
-              <w:t xml:space="preserve">Long-term durability (open-label analysis): </w:t>
-            </w:r>
-            <w:r>
-              <w:t xml:space="preserve">26/28 (93%) attack-free and prophylaxis-free at latest follow-up; mean 95% attack-rate reduction.</w:t>
+              <w:t xml:space="preserve">Mechanism: </w:t>
+            </w:r>
+            <w:r>
+              <w:t xml:space="preserve">a single dose uses CRISPR-Cas9 to knock out KLKB1 in hepatocytes, durably reducing plasma kallikrein and, in turn, bradykinin-mediated attacks.</w:t>
             </w:r>
             <w:r>
               <w:rPr>
@@ -231,16 +231,25 @@
                 <w:b/>
                 <w:bCs/>
               </w:rPr>
-              <w:t xml:space="preserve">Duration of follow-up: </w:t>
-            </w:r>
-            <w:r>
-              <w:t xml:space="preserve">up to approximately 2 years (median 18.9 months in the 50-mg cohort).</w:t>
+              <w:t xml:space="preserve">Duration of data: </w:t>
+            </w:r>
+            <w:r>
+              <w:t xml:space="preserve">HAELO median 7.5 months (controlled); Phase 1 median 20.1 months with durable, ongoing responses (peer-reviewed); up to ~2 years in the open-label 50-mg analysis.</w:t>
             </w:r>
             <w:r>
               <w:rPr>
                 <w:vertAlign w:val="superscript"/>
               </w:rPr>
-              <w:t xml:space="preserve">2</w:t>
+              <w:t xml:space="preserve">1</w:t>
+            </w:r>
+            <w:r>
+              <w:t xml:space="preserve"> </w:t>
+            </w:r>
+            <w:r>
+              <w:rPr>
+                <w:vertAlign w:val="superscript"/>
+              </w:rPr>
+              <w:t xml:space="preserve">3,4</w:t>
             </w:r>
           </w:p>
           <w:p>
@@ -257,16 +266,10 @@
                 <w:b/>
                 <w:bCs/>
               </w:rPr>
-              <w:t xml:space="preserve">Safety (HAELO): </w:t>
-            </w:r>
-            <w:r>
-              <w:t xml:space="preserve">all adverse events Grade 1–2; no serious or Grade ≥3 adverse events in the lonvo-z group.</w:t>
-            </w:r>
-            <w:r>
-              <w:rPr>
-                <w:vertAlign w:val="superscript"/>
-              </w:rPr>
-              <w:t xml:space="preserve">1</w:t>
+              <w:t xml:space="preserve">Not characterized as a cure: </w:t>
+            </w:r>
+            <w:r>
+              <w:t xml:space="preserve">"cure"/"functional cure" are not established endpoints for this investigational product.</w:t>
             </w:r>
           </w:p>
         </w:tc>
@@ -298,7 +301,7 @@
           <w:b/>
           <w:bCs/>
         </w:rPr>
-        <w:t xml:space="preserve">"cure" is not an endpoint that has been evaluated or established in the lonvo-z clinical program</w:t>
+        <w:t xml:space="preserve">"cure" — including the term "functional cure" — is not an endpoint that has been evaluated or established in the lonvo-z clinical program</w:t>
       </w:r>
       <w:r>
         <w:t xml:space="preserve">. The most relevant available measures are the proportion of patients who became </w:t>
@@ -321,7 +324,7 @@
         <w:t xml:space="preserve">reduction in attack rate</w:t>
       </w:r>
       <w:r>
-        <w:t xml:space="preserve">, reported below from the pivotal Phase 3 trial together with longer-term follow-up.</w:t>
+        <w:t xml:space="preserve">.</w:t>
       </w:r>
     </w:p>
     <w:p>
@@ -336,13 +339,34 @@
         <w:t xml:space="preserve">Phase 3 HAELO trial (pivotal, placebo-controlled). </w:t>
       </w:r>
       <w:r>
-        <w:t xml:space="preserve">In this double-blind trial, patients received a single intravenous dose of lonvo-z 50 mg (n=52) or placebo (n=28). From Week 5 through Week 28, 32 of 52 patients (62%; 95% CI, 47 to 75) in the lonvo-z group were attack-free, compared with 3 of 28 patients (11%; 95% CI, 2 to 28) in the placebo group (odds ratio, 12.81; 95% CI, 3.45 to 47.55; P&lt;0.001). The least-squares mean monthly attack rate over the same period was 0.26 (95% CI, 0.15 to 0.45) with lonvo-z versus 2.10 (95% CI, 1.55 to 2.86) with placebo — a relative reduction of 87% (95% CI, −93 to −78; P&lt;0.001).</w:t>
+        <w:t xml:space="preserve">Patients received a single intravenous dose of lonvo-z 50 mg (n=52) or placebo (n=28). From Week 5 through Week 28, 32 of 52 patients (62%; 95% CI, 47 to 75) in the lonvo-z group were attack-free, versus 3 of 28 (11%; 95% CI, 2 to 28) with placebo (odds ratio, 12.81; 95% CI, 3.45 to 47.55; P&lt;0.001). The least-squares mean monthly attack rate was 0.26 (95% CI, 0.15 to 0.45) with lonvo-z versus 2.10 (95% CI, 1.55 to 2.86) with placebo — a relative reduction of 87% (95% CI, −93 to −78; P&lt;0.001).</w:t>
       </w:r>
       <w:r>
         <w:rPr>
           <w:vertAlign w:val="superscript"/>
         </w:rPr>
         <w:t xml:space="preserve">1</w:t>
+      </w:r>
+    </w:p>
+    <w:p>
+      <w:pPr>
+        <w:spacing w:after="120"/>
+      </w:pPr>
+      <w:r>
+        <w:rPr>
+          <w:b/>
+          <w:bCs/>
+        </w:rPr>
+        <w:t xml:space="preserve">Long-term durability (open-label analysis). </w:t>
+      </w:r>
+      <w:r>
+        <w:t xml:space="preserve">Across all 28 patients who received lonvo-z 50 mg, 26 of 28 (93%) were attack-free and free of long-term prophylaxis at the latest follow-up (median 10.2 months; range, 0.5 to 24.0), with a mean 95% reduction in monthly attack rate from baseline. These are single-arm, open-label data from a congress abstract (not a full peer-reviewed manuscript) and are not placebo-controlled.</w:t>
+      </w:r>
+      <w:r>
+        <w:rPr>
+          <w:vertAlign w:val="superscript"/>
+        </w:rPr>
+        <w:t xml:space="preserve">4</w:t>
       </w:r>
     </w:p>
     <w:p>
@@ -351,15 +375,78 @@
         <w:spacing w:after="100" w:before="240"/>
       </w:pPr>
       <w:r>
-        <w:t xml:space="preserve">Long-Term Durability</w:t>
-      </w:r>
-    </w:p>
-    <w:p>
-      <w:pPr>
-        <w:spacing w:after="120"/>
-      </w:pPr>
-      <w:r>
-        <w:t xml:space="preserve">Across all 28 patients who received lonvo-z 50 mg, 26 of 28 (93%) were attack-free and free of long-term prophylaxis at the latest follow-up, for a median of 10.2 months (range, 0.5 to 24.0), with a mean 95% reduction in monthly attack rate from baseline. These are single-arm, open-label data reported in a congress abstract (not a full peer-reviewed manuscript) and are not placebo-controlled.</w:t>
+        <w:t xml:space="preserve">Mechanism of Action and Rationale for Targeting KLKB1</w:t>
+      </w:r>
+    </w:p>
+    <w:p>
+      <w:pPr>
+        <w:spacing w:after="120"/>
+      </w:pPr>
+      <w:r>
+        <w:t xml:space="preserve">Hereditary angioedema with C1-inhibitor deficiency arises from pathogenic variants in SERPING1 that cause deficient or dysfunctional C1 inhibitor, leading to unregulated activation of the plasma kallikrein–kinin pathway and excess bradykinin — the mediator of the increased vascular permeability that produces attacks.</w:t>
+      </w:r>
+      <w:r>
+        <w:rPr>
+          <w:vertAlign w:val="superscript"/>
+        </w:rPr>
+        <w:t xml:space="preserve">1,2</w:t>
+      </w:r>
+    </w:p>
+    <w:p>
+      <w:pPr>
+        <w:spacing w:after="120"/>
+      </w:pPr>
+      <w:r>
+        <w:rPr>
+          <w:b/>
+          <w:bCs/>
+        </w:rPr>
+        <w:t xml:space="preserve">Why this target. </w:t>
+      </w:r>
+      <w:r>
+        <w:t xml:space="preserve">Rather than attempting to correct the many different SERPING1 mutations that cause C1-inhibitor deficiency, lonvo-z acts downstream in the same pathway: it knocks out KLKB1, the gene encoding prekallikrein (the precursor of plasma kallikrein), thereby lowering plasma kallikrein and reducing bradykinin production.</w:t>
+      </w:r>
+      <w:r>
+        <w:rPr>
+          <w:vertAlign w:val="superscript"/>
+        </w:rPr>
+        <w:t xml:space="preserve">2</w:t>
+      </w:r>
+    </w:p>
+    <w:p>
+      <w:pPr>
+        <w:spacing w:after="120"/>
+      </w:pPr>
+      <w:r>
+        <w:rPr>
+          <w:b/>
+          <w:bCs/>
+        </w:rPr>
+        <w:t xml:space="preserve">Delivery and editing. </w:t>
+      </w:r>
+      <w:r>
+        <w:t xml:space="preserve">Lonvo-z uses lipid nanoparticle (LNP) technology with natural liver tropism to encapsulate two components — messenger RNA encoding the Cas9 endonuclease and a single guide RNA targeting KLKB1. The LNPs are taken up by hepatocytes via low-density-lipoprotein-receptor-mediated endocytosis; the Cas9–guide-RNA ribonucleoprotein complex makes a double-strand break in KLKB1, and repair by the nonhomologous end-joining pathway introduces small insertions/deletions that disrupt prekallikrein production.</w:t>
+      </w:r>
+      <w:r>
+        <w:rPr>
+          <w:vertAlign w:val="superscript"/>
+        </w:rPr>
+        <w:t xml:space="preserve">2</w:t>
+      </w:r>
+    </w:p>
+    <w:p>
+      <w:pPr>
+        <w:spacing w:after="120"/>
+      </w:pPr>
+      <w:r>
+        <w:rPr>
+          <w:b/>
+          <w:bCs/>
+        </w:rPr>
+        <w:t xml:space="preserve">Rationale for durability. </w:t>
+      </w:r>
+      <w:r>
+        <w:t xml:space="preserve">Lonvo-z is designed as a one-time treatment intended to provide durable control of attacks after a single dose; preclinical data indicate that the gene edits are passed to daughter cells during hepatocyte division, which is the basis for the potential for a durable effect. Whether the effect is lifelong has not been established and is being assessed in ongoing follow-up.</w:t>
       </w:r>
       <w:r>
         <w:rPr>
@@ -382,35 +469,62 @@
         <w:spacing w:after="120"/>
       </w:pPr>
       <w:r>
-        <w:t xml:space="preserve">The longest available follow-up comes from the open-label analysis of the 28 patients treated with lonvo-z 50 mg: as of the 12 February 2025 data cutoff, the median follow-up after the 50-mg dose was 18.9 months (range, 10.2 to 24.4) in the cohort dosed initially at 50 mg — representing </w:t>
-      </w:r>
-      <w:r>
-        <w:rPr>
-          <w:b/>
-          <w:bCs/>
-        </w:rPr>
-        <w:t xml:space="preserve">up to approximately 2 years</w:t>
-      </w:r>
-      <w:r>
-        <w:t xml:space="preserve">.</w:t>
+        <w:rPr>
+          <w:b/>
+          <w:bCs/>
+        </w:rPr>
+        <w:t xml:space="preserve">Phase 3 HAELO (controlled). </w:t>
+      </w:r>
+      <w:r>
+        <w:t xml:space="preserve">Median follow-up was 7.5 months (range, 4.9 to 12.8) as of the 10 February 2026 data cutoff; the primary endpoint was assessed from Week 5 through Week 28.</w:t>
       </w:r>
       <w:r>
         <w:rPr>
           <w:vertAlign w:val="superscript"/>
         </w:rPr>
-        <w:t xml:space="preserve">2</w:t>
-      </w:r>
-      <w:r>
-        <w:t xml:space="preserve"> In the pivotal, placebo-controlled Phase 3 HAELO trial, the median follow-up was 7.5 months (range, 4.9 to 12.8) as of the 10 February 2026 data cutoff.</w:t>
+        <w:t xml:space="preserve">1</w:t>
+      </w:r>
+    </w:p>
+    <w:p>
+      <w:pPr>
+        <w:spacing w:after="120"/>
+      </w:pPr>
+      <w:r>
+        <w:rPr>
+          <w:b/>
+          <w:bCs/>
+        </w:rPr>
+        <w:t xml:space="preserve">Phase 1 (longest peer-reviewed follow-up). </w:t>
+      </w:r>
+      <w:r>
+        <w:t xml:space="preserve">As of the 12 February 2024 data cutoff, the 10 patients treated in the Phase 1 dose-escalation portion had a median follow-up of 20.1 months, with pharmacodynamic and clinical responses that were durable and ongoing and no unexpected safety events; patients remained attack-free since the end of the primary observation period, and none who had discontinued long-term prophylaxis had resumed it.</w:t>
       </w:r>
       <w:r>
         <w:rPr>
           <w:vertAlign w:val="superscript"/>
         </w:rPr>
-        <w:t xml:space="preserve">1</w:t>
-      </w:r>
-      <w:r>
-        <w:t xml:space="preserve"> Longer-term and ongoing follow-up continue to accrue.</w:t>
+        <w:t xml:space="preserve">3</w:t>
+      </w:r>
+    </w:p>
+    <w:p>
+      <w:pPr>
+        <w:spacing w:after="120"/>
+      </w:pPr>
+      <w:r>
+        <w:rPr>
+          <w:b/>
+          <w:bCs/>
+        </w:rPr>
+        <w:t xml:space="preserve">Open-label 50-mg analysis (longest overall). </w:t>
+      </w:r>
+      <w:r>
+        <w:t xml:space="preserve">Across the 28 patients who received lonvo-z 50 mg, median follow-up after the 50-mg dose was 18.9 months (range, 10.2 to 24.4) in the cohort dosed initially at 50 mg — up to approximately 2 years — as of the 12 February 2025 data cutoff (congress abstract; open-label).</w:t>
+      </w:r>
+      <w:r>
+        <w:rPr>
+          <w:vertAlign w:val="superscript"/>
+        </w:rPr>
+        <w:t xml:space="preserve">4</w:t>
       </w:r>
     </w:p>
     <w:p>
@@ -429,7 +543,7 @@
         <w:t xml:space="preserve">Data gap identified: </w:t>
       </w:r>
       <w:r>
-        <w:t xml:space="preserve">The available lonvo-z source documents report follow-up of up to approximately two years; durability beyond this period is not yet established. Requests for longer-term durability data are flagged for the Medical Information team for follow-up as additional data become available.</w:t>
+        <w:t xml:space="preserve">The lonvo-z sources available for citation report follow-up of up to approximately two years; durability beyond this period is not yet established. Longer-term follow-up (including three-year Phase 1 data described publicly) is not yet available in a citable, peer-reviewed or congress-published form and is flagged for the Medical Information team to obtain and confirm before it is conveyed.</w:t>
       </w:r>
     </w:p>
     <w:p>
@@ -438,21 +552,57 @@
         <w:spacing w:after="100" w:before="240"/>
       </w:pPr>
       <w:r>
-        <w:t xml:space="preserve">Safety (Phase 3 HAELO)</w:t>
-      </w:r>
-    </w:p>
-    <w:p>
-      <w:pPr>
-        <w:spacing w:after="120"/>
-      </w:pPr>
-      <w:r>
-        <w:t xml:space="preserve">Adverse events during or after infusion were reported in 92% of lonvo-z and 86% of placebo recipients through Week 28; the most common event was infusion-related reaction (62% lonvo-z vs. 18% placebo). All adverse events were Grade 1 or 2, and no serious or Grade ≥3 adverse events were reported in the lonvo-z group.</w:t>
+        <w:t xml:space="preserve">Safety and Fair-Balance Information</w:t>
+      </w:r>
+    </w:p>
+    <w:p>
+      <w:pPr>
+        <w:spacing w:after="120"/>
+      </w:pPr>
+      <w:r>
+        <w:rPr>
+          <w:b/>
+          <w:bCs/>
+        </w:rPr>
+        <w:t xml:space="preserve">Phase 3 HAELO. </w:t>
+      </w:r>
+      <w:r>
+        <w:t xml:space="preserve">Adverse events during or after infusion were reported in 92% of lonvo-z and 86% of placebo recipients through Week 28; the most common was infusion-related reaction (62% lonvo-z vs. 18% placebo). All adverse events were Grade 1 or 2, and no serious or Grade ≥3 adverse events were reported in the lonvo-z group.</w:t>
       </w:r>
       <w:r>
         <w:rPr>
           <w:vertAlign w:val="superscript"/>
         </w:rPr>
         <w:t xml:space="preserve">1</w:t>
+      </w:r>
+    </w:p>
+    <w:p>
+      <w:pPr>
+        <w:spacing w:after="120"/>
+      </w:pPr>
+      <w:r>
+        <w:rPr>
+          <w:b/>
+          <w:bCs/>
+        </w:rPr>
+        <w:t xml:space="preserve">Context on long-term kallikrein reduction. </w:t>
+      </w:r>
+      <w:r>
+        <w:t xml:space="preserve">Congenital plasma kallikrein (Fletcher factor) deficiency has been cited as supportive context, as affected persons are generally healthy and have a prolonged activated partial-thromboplastin time without an associated bleeding risk. However, the rarity of this deficiency and reporting bias make definitive conclusions difficult, and hypertension is the most prevalent cardiovascular condition reported in affected persons — an event that has not been reported with lonvo-z to date. These points should be presented together and not selectively.</w:t>
+      </w:r>
+      <w:r>
+        <w:rPr>
+          <w:vertAlign w:val="superscript"/>
+        </w:rPr>
+        <w:t xml:space="preserve">1</w:t>
+      </w:r>
+    </w:p>
+    <w:p>
+      <w:pPr>
+        <w:spacing w:after="120"/>
+      </w:pPr>
+      <w:r>
+        <w:t xml:space="preserve">Reported findings reflect the specific study populations, dose levels, and timepoints described and may not generalize to other patients or settings.</w:t>
       </w:r>
     </w:p>
     <w:p>
@@ -477,7 +627,23 @@
         <w:spacing w:after="60"/>
       </w:pPr>
       <w:r>
-        <w:t xml:space="preserve">2. Magerl M, Gurugama P, Katelaris C, et al. Long-term durability and safety of lonvoguran ziclumeran (lonvo-z, NTLA-2002) 50 mg in patients with hereditary angioedema. J Allergy Clin Immunol. 2025;157(2):AB21. Abstract 061, AAAAI Annual Meeting 2025. (Congress abstract; open-label, single-arm follow-up.)</w:t>
+        <w:t xml:space="preserve">2. Longhurst HJ, Lindsay K, Petersen RS, et al. CRISPR-Cas9 in vivo gene editing of KLKB1 for hereditary angioedema. N Engl J Med. 2024;390(5):432-441. DOI: 10.1056/NEJMoa2309149. (Phase 1; NCT05120830.)</w:t>
+      </w:r>
+    </w:p>
+    <w:p>
+      <w:pPr>
+        <w:spacing w:after="60"/>
+      </w:pPr>
+      <w:r>
+        <w:t xml:space="preserve">3. Cohn DM, Gurugama P, Magerl M, et al. CRISPR-based therapy for hereditary angioedema (incl. Phase 1 update). N Engl J Med. 2024. DOI: 10.1056/NEJMoa2405734. (Phase 2 with Supplementary Appendix; NCT05120830.)</w:t>
+      </w:r>
+    </w:p>
+    <w:p>
+      <w:pPr>
+        <w:spacing w:after="60"/>
+      </w:pPr>
+      <w:r>
+        <w:t xml:space="preserve">4. Magerl M, Gurugama P, Katelaris C, et al. Long-term durability and safety of lonvoguran ziclumeran (lonvo-z, NTLA-2002) 50 mg in patients with hereditary angioedema. J Allergy Clin Immunol. 2025;157(2):AB21. Abstract 061, AAAAI Annual Meeting 2025. (Congress abstract; open-label.)</w:t>
       </w:r>
     </w:p>
     <w:sectPr>
@@ -552,7 +718,7 @@
         <w:sz w:val="15"/>
         <w:szCs w:val="15"/>
       </w:rPr>
-      <w:t xml:space="preserve">SRL-2026-0001 · 0.4 DRAFT · </w:t>
+      <w:t xml:space="preserve">SRL-2026-0001 · 0.5 DRAFT · </w:t>
     </w:r>
     <w:r>
       <w:rPr>
